--- a/example_articles/states/Virginia/2.states_Virginia_New_York_Times.docx
+++ b/example_articles/states/Virginia/2.states_Virginia_New_York_Times.docx
@@ -7,7 +7,9 @@
         <w:pStyle w:val="Heading1"/>
       </w:pPr>
       <w:r>
-        <w:t>G.O.P. Hopes Climate Fight Echoes Health Care Outcome</w:t>
+        <w:t>THE 2000 CAMPAIGN: THE PRESIDENT;</w:t>
+        <w:br/>
+        <w:t>Gore Puts Limit On Politicking By the President</w:t>
       </w:r>
     </w:p>
     <w:p>
@@ -17,12 +19,12 @@
     </w:p>
     <w:p>
       <w:r>
-        <w:t>Date: 1997-12-13</w:t>
+        <w:t>Date: 2000-10-28</w:t>
       </w:r>
     </w:p>
     <w:p>
       <w:r>
-        <w:t>Section: Section A; ; Section A; Page 1; Column 1; Foreign Desk ; Column 1;</w:t>
+        <w:t>Section: Section A;; Section A; Page 1; Column 5; National Desk; Column 5;</w:t>
       </w:r>
     </w:p>
     <w:p>
@@ -32,7 +34,7 @@
     </w:p>
     <w:p>
       <w:r>
-        <w:t>Raw locations result: ['West Virginia']</w:t>
+        <w:t>Raw locations result: ['Virginia']</w:t>
       </w:r>
     </w:p>
     <w:p>
@@ -49,47 +51,66 @@
     </w:p>
     <w:p>
       <w:r>
-        <w:t>As the debate begins over the agreement to reduce global gas emissions, many Republicans sense that they have a political opportunity reminiscent of the health care fight of 1994.</w:t>
+        <w:t>The Gore campaign has told President Clinton to steer clear of battleground states like Michigan and Pennsylvania in the closing days of the presidential race to avoid alienating the swing voters who will play a crucial role in choosing his successor, Democratic officials say.</w:t>
         <w:br/>
-        <w:t>The country then supported the basic idea of health insurance for all, just as it now supports strong environmental action. But Republicans skewered the health plan on the details, and in the process painted President Clinton as a big-government liberal. Some now think they can repeat their success and this time tar Vice President Al Gore.</w:t>
+        <w:t>Mr. Clinton, a legendary campaigner of his generation, has been invited to several states by Democratic candidates involved in competitive races for Congress.</w:t>
         <w:br/>
-        <w:t>Even if the Senate never ends up voting on the pact, Republicans are already testing arguments. Steve Forbes, a Republican Presidential contender, immediately called the accord "an unprecedented government seizure of American freedom and sovereignty." He added that "the Clinton health care plan pales in comparison."</w:t>
+        <w:t>But the Gore campaign, to which the president has granted final say on his political travel schedule, has told him to concentrate on efforts to motivate black and Hispanic voters to get to the polls, and to limit his travel to states that the vice president is likely to win, including New York, where Mr. Clinton will appear at a rally on Tuesday for his wife, Hillary Rodham Clinton.</w:t>
         <w:br/>
-        <w:t>Jim Nicholson, the chairman of the Republican National Committee, said the pact will "radically change the American life style." And Audrey Mullen, the executive director of the conservative group Americans for Tax Reform, said, "Al Gore would prefer to stick working-class America with a big tax increase and stick America with lost jobs or seek the approval of his liberal environmentalist tree-hugging friends."</w:t>
+        <w:t>Mr. Clinton remains highly popular among African-Americans and liberals. But while most other Americans generally approve of his performance as president, polls find his personal appeal among them low. The vice president has been struggling throughout the campaign to keep himself from being associated too closely on the stump with his partner of the last eight years.</w:t>
         <w:br/>
-        <w:t>At the same time voices of caution in the party recognize that the Republicans have often fallen on the wrong side in the environmental debate and need to be very careful how they approach an issue on which Democrats have traditionally had a great public advantage. And some party members remember how ineffective President George Bush was when he went after Mr. Gore in 1992 on his environmental views, calling him "Ozone Man."</w:t>
+        <w:t>The Gore camp's analysis is that campaigning by the president, even if limited to statewide races, could discourage support for Mr. Gore among swing voters and energize Republicans to turn out on Election Day for Gov. George W. Bush.</w:t>
         <w:br/>
-        <w:t>"The Republican Party, as far as public perception is concerned, has not been a strong position to go toe to toe on the environment," said Tony Blankley, a former spokesman for Newt Gingrich, the Speaker of the House. He said that while he believed that the accord and the Vice President were vulnerable, it would require an extended, concerted effort to sway public opinion.</w:t>
+        <w:t>Mr. Clinton has engaged in aggressive political fund-raising throughout the country for months, but most such appearances have been at relatively small indoor gatherings after dark, before committed Democrats, rather than in larger public forums.</w:t>
         <w:br/>
-        <w:t>The Republican opportunity is enhanced by division among the Democrats about the accord. It is supported by one core Democratic constituency -- environmentalists -- but has drawn significant opposition from the labor movement. This may be an issue where many Congressional Democrats stand back and let the Administration and the Republicans fight.</w:t>
+        <w:t>In addition to traveling to New York, Mr. Clinton will go next week to Kentucky, where the Gore campaign has approved a visit to help a Democratic candidate for the House, and to California, for two public rallies and fund-raisers for three House candidates. (California has apparently become not so safely in Mr. Gore's column as was previously thought, but Mr. Clinton is very popular there, and his visit was arranged by the state's Democratic governor, Gray Davis.)</w:t>
         <w:br/>
-        <w:t>Representative Richard A. Gephardt, the House minority leader, who is considered a likely challenger to Mr. Gore in 2000, has been conspicuously silent about the agreement. His aides said he wanted to consult with members of his caucus. The Democratic delegation he sent to observe the Kyoto negotiations on global warming was split in its views.</w:t>
+        <w:t>Other presidential stops under consideration in the closing days of the race include Arkansas and Louisiana, places where the Gore campaign feels fairly confident. But numerous other states are now off limits, say Democratic officials, all speaking on the promise of anonymity.</w:t>
         <w:br/>
-        <w:t>The Administration does not expect to move forward to seek Senate approval until 1999 at the earliest. That means that there is plenty of time for an array of interest groups to wage a campaign of lobbying, grass-roots organizing and television ads, much as they did during the health care debate.</w:t>
+        <w:t>Those states include Michigan, where the Senate campaign of Debbie Stabenow, a Democrat opposing a Republican incumbent, Spencer Abraham, sought a last-minute appearance by Mr. Clinton. "Base turnout in Detroit is very important to winning in Michigan," said Carol Turner, Ms. Stabenow's campaign manager, "and we really believe the president can be helpful with that."</w:t>
         <w:br/>
-        <w:t>The question for the next year will be who will frame the debate for the American people.</w:t>
+        <w:t>The visit has been blocked by the Gore campaign, however, prompting complaints from some local and national Democrats who consider Ms. Stabenow's race critical to their party's hopes of retaking Senate control.</w:t>
         <w:br/>
-        <w:t>"What's important now is that this is a battle for definition as much as anything else," said Geoffrey Garin, a Democratic pollster. "The issue of the treaty is completely undefined in the public mind and is in fact probably a new chapter in environmental politics."</w:t>
+        <w:t>"Al Gore," one Democratic strategist grumbled, "is not out to win the Senate."</w:t>
         <w:br/>
-        <w:t>Pollsters from both parties agree that the public right now is disposed to favor environmental measures.</w:t>
+        <w:t>Aides to Mr. Gore have studied polling data in deciding how Mr. Clinton might help, and Michigan is a prime example of the mixed reactions that they have determined a presidential visit would bring.</w:t>
         <w:br/>
-        <w:t>A New York Times Poll last month found that 65 percent of those polled said the United States should take steps to cut its emissions of greenhouse gases "regardless of what other countries do." And a survey by the Pew Research Center last month found that a majority of Americans would even pay more for gasoline to reduce global warming.</w:t>
+        <w:t>In Detroit, where he is extremely popular, the president would help turn out black voters. He would also draw some support in Detroit's well-heeled outer suburbs, given the national prosperity and the vast wealth that the financial markets have bestowed during his tenure. But in the working-class areas around Detroit, middle- and lower-income conservatives would be displeased, on ethical grounds.</w:t>
         <w:br/>
-        <w:t>But most Americans also favored the idea of universal health care before its opponents swung into action in 1994, ridiculing the complexity of the President's bill and running the "Harry and Louise" television ads featuring a couple voicing doubts about the plan's details.</w:t>
+        <w:t>The Gore campaign has also determined that Mr. Clinton would be a liability in other parts of the state, like Lansing, a relatively cosmopolitan college town, where he would discourage swing voters that the Gore campaign is counting on. And in Grand Rapids, where there are more conservative Republicans, he would likely energize Bush supporters.</w:t>
         <w:br/>
-        <w:t>White House officials say they learned lessons from that defeat that they are applying to global warming.</w:t>
+        <w:t>In Pennsylvania, the campaign of Representative Ron Klink, a Democrat challenging Senator Rick Santorum, also sought the president's aid. But that request, too, has been turned down by Gore aides.</w:t>
         <w:br/>
-        <w:t>In his White House appearance on Thursday, Mr. Gore moved immediately to take off the table two potent lines of attack by the Republicans: He said the Administration would not submit the accord to the Senate until developing nations agreed to take part in the global effort. And he said the Administration would use tax incentives, not tax increases, to encourage reductions in emissions of "greenhouse gases" that are blamed for global warming.</w:t>
+        <w:t>To be sure, Mr. Clinton will be playing some role in battleground states. In a get-out-the-vote effort, the president has recorded messages that will be sent by computer to the telephones of Democratic loyalists.</w:t>
         <w:br/>
-        <w:t>"We were really clear about the words 'no taxes' on day one," a senior White House official said. "It was totally off the table in the first day, really quickly, no fuzziness."</w:t>
+        <w:t>"Hello, this is President Clinton," one says. "I am calling today to talk with you about my friend Al Gore. Michigan is critical in deciding who will lead our country in the new century, so every vote is important."</w:t>
         <w:br/>
-        <w:t>At the same time, White House officials said, Mr. Clinton and Mr. Gore now have a powerful record on the economy, which they lacked in 1994. Their record on job creation, they argue, will help inoculate the White House against charges that the emissions-reduction effort will hurt the economy.</w:t>
+        <w:t>Besides those telephone messages, recorded for use in other states, too, Mr. Clinton has begun gathering prominent blacks at the White House and urging them to turn out the vote.</w:t>
         <w:br/>
-        <w:t>Finally, because the Senate will not actually receive the climate agreement until next year, there will not be actual legislation that can be picked apart. "Without the legislation, the debate's about protecting the environment," a Clinton aide said hopefully.</w:t>
+        <w:t>Today, at the first such session, 150 African-Americans from civic, civil-rights and labor organizations gathered in the East Room for a political rally that was officially billed as a budget briefing.</w:t>
         <w:br/>
-        <w:t>But Republicans are already working to reframe the issue as one of economic security and national sovereignty. This is a theme officials say can unite the Republicans' business base and economic populist faction -- and also tap into sentiment against global trade that surfaced when Mr. Clinton was defeated last month in his attempt to win expanded trade authority from Congress.</w:t>
+        <w:t>Behind the scenes, Mr. Clinton is engaged in similar efforts. On Saturday, he will continue with his private telephone conference calls with hundreds of black ministers across the country. The calls are aimed at inspiring the clergy to mention the presidential race in their sermons.</w:t>
         <w:br/>
-        <w:t>As was the case in the health care debate, the Republicans are also expecting outside help. Using the same media team of Goddard-Claussen that produced the Harry and Louise ads, the Global Climate Coalition, an association of industry groups and some unions, has already run $13 million in television advertisements against the agreement.</w:t>
+        <w:t>Mr. Clinton himself will participate in two services at black churches this Sunday morning. At the urging of Senator Charles S. Robb, who is in a tight race for re-election against former Gov. George Allen, he will speak at the 11:45 service at the Alfred Street Baptist Church in Arlington, Va. Earlier that morning, he will speak at Shiloh Baptist Church in Washington.</w:t>
+        <w:br/>
+        <w:t>Though his itinerary is being restricted by the Gore campaign, the president's associates describe him as itching to hit the campaign trail.</w:t>
+        <w:br/>
+        <w:t>Given this period of prosperity and peace, Mr. Clinton, at a star-studded fund-raising dinner in New York on Wednesday night, expressed anger and frustration in assessing the state of the presidential polls, say two supporters who were there.</w:t>
+        <w:br/>
+        <w:t>But when questioned today at a news conference on the budget negotiations with Congress, the president expressed no desire to alter his campaign role and said he believed his focus ought to be on finishing the appropriations process.</w:t>
+        <w:br/>
+        <w:t>"I've always been happy," Mr. Clinton said, "to do what I could: basically to go out and say what I believe, which is that the country is in better shape than it was when I took office, that we're moving in the right direction, and I hope we'll build on that instead of reversing it."</w:t>
+        <w:br/>
+        <w:br/>
+        <w:t>http://www.nytimes.com</w:t>
+        <w:br/>
+        <w:br/>
+        <w:t>Graphic</w:t>
+        <w:br/>
+        <w:br/>
+        <w:t xml:space="preserve"> </w:t>
+        <w:br/>
+        <w:t>Photo: President Clinton urging prominent blacks at the White House yesterday to get out the vote for Al Gore. (Justin Lane for The New York Times)(pg. A12)</w:t>
       </w:r>
     </w:p>
     <w:sectPr>

--- a/example_articles/states/Virginia/2.states_Virginia_New_York_Times.docx
+++ b/example_articles/states/Virginia/2.states_Virginia_New_York_Times.docx
@@ -29,17 +29,17 @@
     </w:p>
     <w:p>
       <w:r>
-        <w:t>Source File: NYT/43.DOCX</w:t>
+        <w:t>Source file: NYT/43.DOCX</w:t>
       </w:r>
     </w:p>
     <w:p>
       <w:r>
-        <w:t>Raw locations result: ['Virginia']</w:t>
+        <w:t>Raw locations result, 'locations': ['Virginia']</w:t>
       </w:r>
     </w:p>
     <w:p>
       <w:r>
-        <w:t>states_stand_flat (Standardized): Virginia</w:t>
+        <w:t>Standardized locations result, 'states_stand_flat': Virginia</w:t>
       </w:r>
     </w:p>
     <w:p>

--- a/example_articles/states/Virginia/2.states_Virginia_New_York_Times.docx
+++ b/example_articles/states/Virginia/2.states_Virginia_New_York_Times.docx
@@ -7,9 +7,7 @@
         <w:pStyle w:val="Heading1"/>
       </w:pPr>
       <w:r>
-        <w:t>THE 2000 CAMPAIGN: THE PRESIDENT;</w:t>
-        <w:br/>
-        <w:t>Gore Puts Limit On Politicking By the President</w:t>
+        <w:t>The College Dropout Boom</w:t>
       </w:r>
     </w:p>
     <w:p>
@@ -19,17 +17,17 @@
     </w:p>
     <w:p>
       <w:r>
-        <w:t>Date: 2000-10-28</w:t>
+        <w:t>Date: 2005-05-24</w:t>
       </w:r>
     </w:p>
     <w:p>
       <w:r>
-        <w:t>Section: Section A;; Section A; Page 1; Column 5; National Desk; Column 5;</w:t>
+        <w:t>Section: Section A; Column 1; National Desk; Pg. 1</w:t>
       </w:r>
     </w:p>
     <w:p>
       <w:r>
-        <w:t>Source file: NYT/43.DOCX</w:t>
+        <w:t>Source file: NYT/35.DOCX</w:t>
       </w:r>
     </w:p>
     <w:p>
@@ -51,55 +49,165 @@
     </w:p>
     <w:p>
       <w:r>
-        <w:t>The Gore campaign has told President Clinton to steer clear of battleground states like Michigan and Pennsylvania in the closing days of the presidential race to avoid alienating the swing voters who will play a crucial role in choosing his successor, Democratic officials say.</w:t>
+        <w:t>One of the biggest decisions Andy Blevins has ever made, and one of the few he now regrets, never seemed like much of a decision at all. It just felt like the natural thing to do.</w:t>
         <w:br/>
-        <w:t>Mr. Clinton, a legendary campaigner of his generation, has been invited to several states by Democratic candidates involved in competitive races for Congress.</w:t>
+        <w:t xml:space="preserve"> In the summer of 1995, he was moving boxes of soup cans, paper towels and dog food across the floor of a supermarket warehouse, one of the biggest buildings here in southwest Virginia. The heat was brutal. The job had sounded impossible when he arrived fresh off his first year of college, looking to make some summer money, still a skinny teenager with sandy blond hair and a narrow, freckled face.</w:t>
         <w:br/>
-        <w:t>But the Gore campaign, to which the president has granted final say on his political travel schedule, has told him to concentrate on efforts to motivate black and Hispanic voters to get to the polls, and to limit his travel to states that the vice president is likely to win, including New York, where Mr. Clinton will appear at a rally on Tuesday for his wife, Hillary Rodham Clinton.</w:t>
+        <w:t xml:space="preserve"> But hard work done well was something he understood, even if he was the first college boy in his family. Soon he was making bonuses on top of his $6.75 an hour, more money than either of his parents made. His girlfriend was around, and so were his hometown buddies. Andy acted more outgoing with them, more relaxed. People in Chilhowie noticed that.</w:t>
         <w:br/>
-        <w:t>Mr. Clinton remains highly popular among African-Americans and liberals. But while most other Americans generally approve of his performance as president, polls find his personal appeal among them low. The vice president has been struggling throughout the campaign to keep himself from being associated too closely on the stump with his partner of the last eight years.</w:t>
+        <w:t xml:space="preserve"> It was just about the perfect summer. So the thought crossed his mind: maybe it did not have to end. Maybe he would take a break from college and keep working. He had been getting C's and D's, and college never felt like home, anyway.</w:t>
         <w:br/>
-        <w:t>The Gore camp's analysis is that campaigning by the president, even if limited to statewide races, could discourage support for Mr. Gore among swing voters and energize Republicans to turn out on Election Day for Gov. George W. Bush.</w:t>
+        <w:t xml:space="preserve"> ''I enjoyed working hard, getting the job done, getting a paycheck,'' Mr. Blevins recalled. ''I just knew I didn't want to quit.''</w:t>
         <w:br/>
-        <w:t>Mr. Clinton has engaged in aggressive political fund-raising throughout the country for months, but most such appearances have been at relatively small indoor gatherings after dark, before committed Democrats, rather than in larger public forums.</w:t>
+        <w:t xml:space="preserve"> So he quit college instead, and with that, Andy Blevins joined one of the largest and fastest-growing groups of young adults in America. He became a college dropout, though nongraduate may be the more precise term.</w:t>
         <w:br/>
-        <w:t>In addition to traveling to New York, Mr. Clinton will go next week to Kentucky, where the Gore campaign has approved a visit to help a Democratic candidate for the House, and to California, for two public rallies and fund-raisers for three House candidates. (California has apparently become not so safely in Mr. Gore's column as was previously thought, but Mr. Clinton is very popular there, and his visit was arranged by the state's Democratic governor, Gray Davis.)</w:t>
+        <w:t xml:space="preserve"> Many people like him plan to return to get their degrees, even if few actually do. Almost one in three Americans in their mid-20's now fall into this group, up from one in five in the late 1960's, when the Census Bureau began keeping such data. Most come from poor and working-class families.</w:t>
         <w:br/>
-        <w:t>Other presidential stops under consideration in the closing days of the race include Arkansas and Louisiana, places where the Gore campaign feels fairly confident. But numerous other states are now off limits, say Democratic officials, all speaking on the promise of anonymity.</w:t>
+        <w:t xml:space="preserve"> The phenomenon has been largely overlooked in the glare of positive news about the country's gains in education. Going to college has become the norm throughout most of the United States, even in many places where college was once considered an exotic destination -- places like Chilhowie (pronounced chill-HOW-ee), an Appalachian hamlet with a simple brick downtown. At elite universities, classrooms are filled with women, blacks, Jews and Latinos, groups largely excluded two generations ago. The American system of higher learning seems to have become a great equalizer.</w:t>
         <w:br/>
-        <w:t>Those states include Michigan, where the Senate campaign of Debbie Stabenow, a Democrat opposing a Republican incumbent, Spencer Abraham, sought a last-minute appearance by Mr. Clinton. "Base turnout in Detroit is very important to winning in Michigan," said Carol Turner, Ms. Stabenow's campaign manager, "and we really believe the president can be helpful with that."</w:t>
+        <w:t xml:space="preserve"> In fact, though, colleges have come to reinforce many of the advantages of birth. On campuses that enroll poorer students, graduation rates are often low. And at institutions where nearly everyone graduates -- small colleges like Colgate, major state institutions like the University of Colorado and elite private universities like Stanford -- more students today come from the top of the nation's income ladder than they did two decades ago.</w:t>
         <w:br/>
-        <w:t>The visit has been blocked by the Gore campaign, however, prompting complaints from some local and national Democrats who consider Ms. Stabenow's race critical to their party's hopes of retaking Senate control.</w:t>
+        <w:t xml:space="preserve"> Only 41 percent of low-income students entering a four-year college managed to graduate within five years, the Department of Education found in a study last year, but 66 percent of high-income students did. That gap had grown over recent years.''We need to recognize that the most serious domestic problem in the United States today is the widening gap between the children of the rich and the children of the poor,'' Lawrence H. Summers, the president of Harvard, said last year when announcing that Harvard would give full scholarships to all its lowest-income students. ''And education is the most powerful weapon we have to address that problem.'' </w:t>
         <w:br/>
-        <w:t>"Al Gore," one Democratic strategist grumbled, "is not out to win the Senate."</w:t>
+        <w:t xml:space="preserve"> There is certainly much to celebrate about higher education today. Many more students from all classes are getting four-year degrees and reaping their benefits. But those broad gains mask the fact that poor and working-class students have nevertheless been falling behind; for them, not having a degree remains the norm. </w:t>
         <w:br/>
-        <w:t>Aides to Mr. Gore have studied polling data in deciding how Mr. Clinton might help, and Michigan is a prime example of the mixed reactions that they have determined a presidential visit would bring.</w:t>
+        <w:t xml:space="preserve"> That loss of ground is all the more significant because a college education matters much more now than it once did. A bachelor's degree, not a year or two of courses, tends to determine a person's place in today's globalized, computerized economy. College graduates have received steady pay increases over the past two decades, while the pay of everyone else has risen little more than the rate of inflation.</w:t>
         <w:br/>
-        <w:t>In Detroit, where he is extremely popular, the president would help turn out black voters. He would also draw some support in Detroit's well-heeled outer suburbs, given the national prosperity and the vast wealth that the financial markets have bestowed during his tenure. But in the working-class areas around Detroit, middle- and lower-income conservatives would be displeased, on ethical grounds.</w:t>
+        <w:t xml:space="preserve"> As a result, despite one of the great education explosions in modern history, economic mobility -- moving from one income group to another over the course of a lifetime -- has stopped rising, researchers say. Some recent studies suggest that it has declined over the last generation. </w:t>
         <w:br/>
-        <w:t>The Gore campaign has also determined that Mr. Clinton would be a liability in other parts of the state, like Lansing, a relatively cosmopolitan college town, where he would discourage swing voters that the Gore campaign is counting on. And in Grand Rapids, where there are more conservative Republicans, he would likely energize Bush supporters.</w:t>
+        <w:t xml:space="preserve"> Put another way, children seem to be following the paths of their parents more than they once did. Grades and test scores, rather than privilege, determine success today, but that success is largely being passed down from one generation to the next. A nation that believes that everyone should have a fair shake finds itself with a kind of inherited meritocracy.</w:t>
         <w:br/>
-        <w:t>In Pennsylvania, the campaign of Representative Ron Klink, a Democrat challenging Senator Rick Santorum, also sought the president's aid. But that request, too, has been turned down by Gore aides.</w:t>
+        <w:t xml:space="preserve"> In this system, the students at the best colleges may be diverse -- male and female and of various colors, religions and hometowns -- but they tend to share an upper-middle-class upbringing. An old joke that Harvard's idea of diversity is putting a rich kid from California in the same room as a rich kid from New York is truer today than ever; Harvard has more students from California than it did in years past and just as big a share of upper-income students.</w:t>
         <w:br/>
-        <w:t>To be sure, Mr. Clinton will be playing some role in battleground states. In a get-out-the-vote effort, the president has recorded messages that will be sent by computer to the telephones of Democratic loyalists.</w:t>
+        <w:t xml:space="preserve"> Students like these remain in college because they can hardly imagine doing otherwise. Their parents, understanding the importance of a bachelor's degree, spent hours reading to them, researching school districts and making it clear to them that they simply must graduate from college.</w:t>
         <w:br/>
-        <w:t>"Hello, this is President Clinton," one says. "I am calling today to talk with you about my friend Al Gore. Michigan is critical in deciding who will lead our country in the new century, so every vote is important."</w:t>
+        <w:t xml:space="preserve"> Andy Blevins says that he too knows the importance of a degree, but that he did not while growing up, and not even in his year at Radford University, 66 miles up the Interstate from Chilhowie. Ten years after trading college for the warehouse, Mr. Blevins, 29, spends his days at the same supermarket company. He has worked his way up to produce buyer, earning $35,000 a year with health benefits and a 401(k) plan. He is on a path typical for someone who attended college without getting a four-year degree. Men in their early 40's in this category made an average of $42,000 in 2000. Those with a four-year degree made $65,000. </w:t>
         <w:br/>
-        <w:t>Besides those telephone messages, recorded for use in other states, too, Mr. Clinton has begun gathering prominent blacks at the White House and urging them to turn out the vote.</w:t>
+        <w:t xml:space="preserve"> Still boyish-looking but no longer rail thin, Mr. Blevins says he has many reasons to be happy. He lives with his wife, Karla, and their year-old son, Lucas, in a small blue-and-yellow house at the end of a cul-de-sac in the middle of a stunningly picturesque Appalachian valley. He plays golf with some of the same friends who made him want to stay around Chilhowie. </w:t>
         <w:br/>
-        <w:t>Today, at the first such session, 150 African-Americans from civic, civil-rights and labor organizations gathered in the East Room for a political rally that was officially billed as a budget briefing.</w:t>
+        <w:t xml:space="preserve"> But he does think about what might have been, about what he could be doing if he had the degree. As it is, he always feels as if he is on thin ice. Were he to lose his job, he says, everything could slip away with it. What kind of job could a guy without a college degree get? One night, while talking to his wife about his life, he used the word ''trapped.''</w:t>
         <w:br/>
-        <w:t>Behind the scenes, Mr. Clinton is engaged in similar efforts. On Saturday, he will continue with his private telephone conference calls with hundreds of black ministers across the country. The calls are aimed at inspiring the clergy to mention the presidential race in their sermons.</w:t>
+        <w:t xml:space="preserve"> ''Looking back, I wish I had gotten that degree,'' Mr. Blevins said in his soft-spoken lilt. ''Four years seemed like a thousand years then. But I wish I would have just put in my four years.''</w:t>
         <w:br/>
-        <w:t>Mr. Clinton himself will participate in two services at black churches this Sunday morning. At the urging of Senator Charles S. Robb, who is in a tight race for re-election against former Gov. George Allen, he will speak at the 11:45 service at the Alfred Street Baptist Church in Arlington, Va. Earlier that morning, he will speak at Shiloh Baptist Church in Washington.</w:t>
         <w:br/>
-        <w:t>Though his itinerary is being restricted by the Gore campaign, the president's associates describe him as itching to hit the campaign trail.</w:t>
+        <w:t>The Barriers</w:t>
         <w:br/>
-        <w:t>Given this period of prosperity and peace, Mr. Clinton, at a star-studded fund-raising dinner in New York on Wednesday night, expressed anger and frustration in assessing the state of the presidential polls, say two supporters who were there.</w:t>
+        <w:t xml:space="preserve"> Why so many low-income students fall from the college ranks is a question without a simple answer. Many high schools do a poor job of preparing teenagers for college. Many of the colleges where lower-income students tend to enroll have limited resources and offer a narrow range of majors, leaving some students disenchanted and unwilling to continue. </w:t>
         <w:br/>
-        <w:t>But when questioned today at a news conference on the budget negotiations with Congress, the president expressed no desire to alter his campaign role and said he believed his focus ought to be on finishing the appropriations process.</w:t>
+        <w:t xml:space="preserve"> Then there is the cost. Tuition bills scare some students from even applying and leave others with years of debt. To Mr. Blevins, like many other students of limited means, every week of going to classes seemed like another week of losing money -- money that might have been made at a job. </w:t>
         <w:br/>
-        <w:t>"I've always been happy," Mr. Clinton said, "to do what I could: basically to go out and say what I believe, which is that the country is in better shape than it was when I took office, that we're moving in the right direction, and I hope we'll build on that instead of reversing it."</w:t>
+        <w:t xml:space="preserve"> ''The system makes a false promise to students,'' said John T. Casteen III, the president of the University of Virginia, himself the son of a Virginia shipyard worker.</w:t>
+        <w:br/>
+        <w:t xml:space="preserve"> Colleges, Mr. Casteen said, present themselves as meritocracies in which academic ability and hard work are always rewarded. In fact, he said, many working-class students face obstacles they cannot overcome on their own. </w:t>
+        <w:br/>
+        <w:t xml:space="preserve"> For much of his 15 years as Virginia's president, Mr. Casteen has focused on raising money and expanding the university, the most prestigious in the state. In the meantime, students with backgrounds like his have become ever scarcer on campus. The university's genteel nickname, the Cavaliers, and its aristocratic sword-crossed coat of arms seem appropriate today. No flagship state university has a smaller proportion of low-income students than Virginia. Just 8 percent of undergraduates last year came from families in the bottom half of the income distribution, down from 11 percent a decade ago. </w:t>
+        <w:br/>
+        <w:t xml:space="preserve"> That change sneaked up on him, Mr. Casteen said, and he has spent a good part of the last year trying to prevent it from becoming part of his legacy. Starting with next fall's freshman class, the university will charge no tuition and require no loans for students whose parents make less than twice the poverty level, or about $37,700 a year for a family of four. The university has also increased financial aid to middle-income students. </w:t>
+        <w:br/>
+        <w:t xml:space="preserve"> To Mr. Casteen, these are steps to remove what he describes as ''artificial barriers'' to a college education placed in the way of otherwise deserving students. Doing so ''is a fundamental obligation of a free culture,'' he said. </w:t>
+        <w:br/>
+        <w:t xml:space="preserve"> But the deterrents to a degree can also be homegrown. Many low-income teenagers know few people who have made it through college. A majority of the nongraduates are young men, and some come from towns where the factory work ethic, to get working as soon as possible, remains strong, even if the factories themselves are vanishing. Whatever the reasons, college just does not feel normal.</w:t>
+        <w:br/>
+        <w:t xml:space="preserve"> ''You get there and you start to struggle,'' said Leanna Blevins, Andy's older sister, who did get a bachelor's degree and then went on to earn a Ph.D at Virginia studying the college experiences of poor students. ''And at home your parents are trying to be supportive and say, 'Well, if you're not happy, if it's not right for you, come back home. It's O.K.' And they think they're doing the right thing. But they don't know that maybe what the student needs is to hear them say, 'Stick it out just one semester. You can do it. Just stay there. Come home on the weekend, but stick it out.'''</w:t>
+        <w:br/>
+        <w:t xml:space="preserve"> Today, Ms. Blevins, petite and high-energy, is helping to start a new college a few hours' drive from Chilhowie for low-income students. Her brother said he had daydreamed about attending it and had talked to her about how he might return to college.</w:t>
+        <w:br/>
+        <w:t xml:space="preserve"> For her part, Ms. Blevins says, she has daydreamed about having a life that would seem as natural as her brother's, a life in which she would not feel like an outsider in her hometown. Once, when a high-school teacher asked students to list their goals for the next decade, Ms. Blevins wrote, ''having a college degree'' and ''not being married.''</w:t>
+        <w:br/>
+        <w:t xml:space="preserve"> ''I think my family probably thinks I'm liberal,'' Ms. Blevins, who is now married, said with a laugh, ''that I've just been educated too much and I'm gettin' above my raisin'.''</w:t>
+        <w:br/>
+        <w:t xml:space="preserve"> Her brother said that he just wanted more control over his life, not a new one. At a time when many people complain of scattered lives, Mr. Blevins can stand in one spot -- his church parking lot, next to a graveyard -- and take in much of his world. ''That's my parents' house,'' he said one day, pointing to a sliver of roof visible over a hill. ''That's my uncle's trailer. My grandfather is buried here. I'll probably be buried here.''</w:t>
+        <w:br/>
+        <w:br/>
+        <w:t>Taking Class Into Account</w:t>
+        <w:br/>
+        <w:t xml:space="preserve"> Opening up colleges to new kinds of students has generally meant one thing over the last generation: affirmative action. Intended to right the wrongs of years of exclusion, the programs have swelled the number of women, blacks and Latinos on campuses. But affirmative action was never supposed to address broad economic inequities, just the ones that stem from specific kinds of discrimination.</w:t>
+        <w:br/>
+        <w:t xml:space="preserve"> That is now beginning to change. Like Virginia, a handful of other colleges are not only increasing financial aid but also promising to give weight to economic class in granting admissions. They say they want to make an effort to admit more low-income students, just as they now do for minorities and children of alumni. </w:t>
+        <w:br/>
+        <w:t xml:space="preserve"> ''The great colleges and universities were designed to provide for mobility, to seek out talent,'' said Anthony W. Marx, president of Amherst College. ''If we are blind to the educational disadvantages associated with need, we will simply replicate these disadvantages while appearing to make decisions based on merit.''</w:t>
+        <w:br/>
+        <w:t xml:space="preserve"> With several populous states having already banned race-based preferences and the United States Supreme Court suggesting that it may outlaw such programs in a couple of decades, the future of affirmative action may well revolve around economics. Polls consistently show that programs based on class backgrounds have wider support than those based on race.</w:t>
+        <w:br/>
+        <w:t xml:space="preserve"> The explosion in the number of nongraduates has also begun to get the attention of policy makers. This year, New York became one of a small group of states to tie college financing more closely to graduation rates, rewarding colleges more for moving students along than for simply admitting them. Nowhere is the stratification of education more vivid than here in Virginia, where Thomas Jefferson once tried, and failed, to set up the nation's first public high schools. At a modest high school in the Tidewater city of Portsmouth, not far from Mr. Casteen's boyhood home, a guidance office wall filled with college pennants does not include one from rarefied Virginia. The colleges whose pennants are up -- Old Dominion University and others that seem in the realm of the possible -- have far lower graduation rates.</w:t>
+        <w:br/>
+        <w:t xml:space="preserve"> Across the country, the upper middle class so dominates elite universities that high-income students, on average, actually get slightly more financial aid from colleges than low-income students do. These elite colleges are so expensive that even many high-income students receive large grants. In the early 1990's, by contrast, poorer students got 50 percent more aid on average than the wealthier ones, according to the College Board, the organization that runs the SAT entrance exams. </w:t>
+        <w:br/>
+        <w:t xml:space="preserve"> At the other end of the spectrum are community colleges, the two-year institutions that are intended to be feeders for four-year colleges. In nearly every one are tales of academic success against tremendous odds: a battered wife or a combat veteran or a laid-off worker on the way to a better life. But over all, community colleges tend to be places where dreams are put on hold.</w:t>
+        <w:br/>
+        <w:t xml:space="preserve"> Most people who enroll say they plan to get a four-year degree eventually; few actually do. Full-time jobs, commutes and children or parents who need care often get in the way. One recent national survey found that about 75 percent of students enrolling in community colleges said they hoped to transfer to a four-year institution. But only 17 percent of those who had entered in the mid-1990's made the switch within five years, according to a separate study. The rest were out working or still studying toward the two-year degree. </w:t>
+        <w:br/>
+        <w:t xml:space="preserve"> ''We here in Virginia do a good job of getting them in,'' said Glenn Dubois, chancellor of the Virginia Community College System and himself a community college graduate. ''We have to get better in getting them out.''</w:t>
+        <w:br/>
+        <w:br/>
+        <w:t>'I Wear a Tie Every Day'</w:t>
+        <w:br/>
+        <w:t xml:space="preserve"> College degree or not, Mr. Blevins has the kind of life that many Americans say they aspire to. He fills it with family, friends, church and a five-handicap golf game. He does not sit in traffic commuting to an office park. He does not talk wistfully of a relocated brother or best friend he sees only twice a year. He does not worry about who will care for his son while he works and his wife attends community college to become a physical therapist. His grandparents down the street watch Lucas, just as they took care of Andy and his two sisters when they were children. When Mr. Blevins comes home from work, it is his turn to play with Lucas, tossing him into the air and rolling around on the floor with him and a stuffed elephant. </w:t>
+        <w:br/>
+        <w:t xml:space="preserve"> Mr. Blevins also sings in a quartet called the Gospel Gentlemen. One member is his brother-in-law; another lives on Mr. Blevins's street. In the long white van the group owns, they wend their way along mountain roads on their way to singing dates at local church functions, sometimes harmonizing, sometimes ribbing one another or talking about where to buy golf equipment.</w:t>
+        <w:br/>
+        <w:t xml:space="preserve"> Inside the churches, the other singers often talk to the audience between songs, about God or a grandmother or what a song means to them. Mr. Blevins rarely does, but his shyness fades once he is back in the van with his friends.</w:t>
+        <w:br/>
+        <w:t xml:space="preserve"> At the warehouse, he is usually the first to arrive, around 6:30 in the morning. The grandson of a coal miner, he takes pride, he says, in having moved up to become a supermarket buyer. He decides which bananas, grapes, onions and potatoes the company will sell and makes sure that there are always enough. Most people with his job have graduated from college.</w:t>
+        <w:br/>
+        <w:t xml:space="preserve"> ''I'm pretty fortunate to not have a degree but have a job where I wear a tie every day,'' he said. </w:t>
+        <w:br/>
+        <w:t xml:space="preserve"> He worries about how long it will last, though, mindful of what happened to his father, Dwight, a decade ago. A high school graduate, Dwight Blevins was laid off from his own warehouse job and ended up with another one that paid less and offered a smaller pension.</w:t>
+        <w:br/>
+        <w:t xml:space="preserve"> ''A lot of places, they're not looking that you're trained in something,'' Andy Blevins said one evening, sitting on his back porch. ''They just want you to have a degree.''</w:t>
+        <w:br/>
+        <w:t xml:space="preserve"> Figuring out how to get one is the core quandary facing the nation's college nongraduates. Many seem to want one. In a New York Times poll, 43 percent of them called it essential to success, while 42 percent of college graduates and 32 percent of high-school dropouts did. This in itself is a change from the days when ''college boy'' was an insult in many working-class neighborhoods. But once students take a break -- the phrase that many use instead of drop out -- the ideal can quickly give way to reality. Family and work can make a return to school seem even harder than finishing it in the first place.</w:t>
+        <w:br/>
+        <w:t xml:space="preserve"> After dropping out of Radford, Andy Blevins enrolled part-time in a community college, trying to juggle work and studies. He lasted a year. From time to time in the decade since, he has thought about giving it another try. But then he has wondered if that would be crazy. He works every third Saturday, and his phone rings on Sundays when there is a problem with the supply of potatoes or apples. ''It never ends,'' he said. ''There's a never a lull.''</w:t>
+        <w:br/>
+        <w:t xml:space="preserve"> To spend more time with Lucas, Mr. Blevins has already cut back on his singing. If he took night classes, he said, when would he ever see his little boy? Anyway, he said, it would take years to get a degree part-time. To him, it is a tug of war between living in the present and sacrificing for the future.</w:t>
+        <w:br/>
+        <w:br/>
+        <w:t>Few Breaks for the Needy</w:t>
+        <w:br/>
+        <w:t xml:space="preserve"> The college admissions system often seems ruthlessly meritocratic. Yes, children of alumni still have an advantage. But many other pillars of the old system -- the polite rejections of women or blacks, the spots reserved for graduates of Choate and Exeter -- have crumbled.</w:t>
+        <w:br/>
+        <w:t xml:space="preserve"> This was the meritocracy Mr. Casteen described when he greeted the parents of freshman in a University of Virginia lecture hall late last summer. Hailing from all 50 states and 52 foreign countries, the students were more intelligent and better prepared than he and his classmates had been, he told the parents in his quiet, deep voice. The class included 17 students with a perfect SAT score.</w:t>
+        <w:br/>
+        <w:t xml:space="preserve"> If anything, children of privilege think that the system has moved so far from its old-boy history that they are now at a disadvantage when they apply, because colleges are trying to diversify their student rolls. To get into a good college, the sons and daughters of the upper middle class often talk of needing a higher SAT score than, say, an applicant who grew up on a farm, in a ghetto or in a factory town. Some state legislators from Northern Virginia's affluent suburbs have argued that this is a form of geographic discrimination and have quixotically proposed bills to outlaw it. </w:t>
+        <w:br/>
+        <w:t xml:space="preserve"> But the conventional wisdom is not quite right. The elite colleges have not been giving much of a break to the low-income students who apply. When William G. Bowen, a former president of Princeton, looked at admissions records recently, he found that if test scores were equal a low-income student had no better chance than a high-income one of getting into a group of 19 colleges, including Harvard, Yale, Princeton, Williams and Virginia. Athletes, legacy applicants and minority students all got in with lower scores on average. Poorer students did not. </w:t>
+        <w:br/>
+        <w:t xml:space="preserve"> The findings befuddled many administrators, who insist that admissions officers have tried to give poorer applicants a leg up. To emphasize the point, Virginia announced this spring that it was changing its admissions policy from ''need blind'' -- a term long used to assure applicants that they would not be punished for seeking financial aid -- to ''need conscious.'' Administrators at Amherst and Harvard have also recently said that they would redouble their efforts to take into account the obstacles students have overcome. </w:t>
+        <w:br/>
+        <w:t xml:space="preserve"> ''The same score reflects more ability when you come from a less fortunate background,'' Mr. Summers, the president of Harvard, said. ''You haven't had a chance to take the test-prep course. You went to a school that didn't do as good a job coaching you for the test. You came from a home without the same opportunities for learning.''</w:t>
+        <w:br/>
+        <w:t xml:space="preserve"> But it is probably not a coincidence that elite colleges have not yet turned this sentiment into action. Admitting large numbers of low-income students could bring clear complications. Too many in a freshman class would probably lower the college's average SAT score, thereby damaging its ranking by U.S. News &amp; World Report, a leading arbiter of academic prestige. Some colleges, like Emory University in Atlanta, have climbed fast in the rankings over precisely the same period in which their percentage of low-income students has tumbled. The math is simple: when a college goes looking for applicants with high SAT scores, it is far more likely to find them among well-off teenagers. </w:t>
+        <w:br/>
+        <w:t xml:space="preserve"> More spots for low-income applicants might also mean fewer for the children of alumni, who make up the fund-raising base for universities. More generous financial aid policies will probably lead to higher tuition for those students who can afford the list price. Higher tuition, lower ranking, tougher admission requirements: they do not make for an easy marketing pitch to alumni clubs around the country. But Mr. Casteen and his colleagues are going ahead, saying the pendulum has swung too far in one direction.</w:t>
+        <w:br/>
+        <w:t xml:space="preserve"> That was the mission of John Blackburn, Virginia's easy-going admissions dean, when he rented a car and took to the road recently. Mr. Blackburn thought of the trip as a reprise of the drives Mr. Casteen took 25 years earlier, when he was the admissions dean, traveling to churches and community centers to persuade black parents that the university was finally interested in their children.</w:t>
+        <w:br/>
+        <w:t xml:space="preserve"> One Monday night, Mr. Blackburn came to Big Stone Gap, in a mostly poor corner of the state not far from Andy Blevins's town. A community college there was holding a college fair, and Mr. Blackburn set up a table in a hallway, draping it with the University of Virginia's blue and orange flag.</w:t>
+        <w:br/>
+        <w:t xml:space="preserve"> As students came by, Mr. Blackburn would explain Virginia's new admissions and financial aid policies. But he soon realized that the Virginia name might have been scaring off the very people his pitch was intended for. Most of the students who did approach the table showed little interest in the financial aid and expressed little need for it. One man walked up to Mr. Blackburn and introduced his son as an aspiring doctor. The father was an ophthalmologist. Other doctors came by, too. So did some lawyers.</w:t>
+        <w:br/>
+        <w:t xml:space="preserve"> ''You can't just raise the UVa flag,'' Mr. Blackburn said, packing up his materials at the end of the night, ''and expect a lot of low-income kids to come out.''</w:t>
+        <w:br/>
+        <w:t xml:space="preserve"> When the applications started arriving in his office this spring, there seemed to be no increase in those from low-income students. So Mr. Blackburn extended the deadline two weeks for everybody, and his colleagues also helped some applicants with the maze of financial aid forms. Of 3,100 incoming freshmen, it now seems that about 180 will qualify for the new financial aid program, up from 130 who would have done so last year. It is not a huge number, but Virginia administrators call it a start.</w:t>
+        <w:br/>
+        <w:br/>
+        <w:t>A Big Decision</w:t>
+        <w:br/>
+        <w:t xml:space="preserve"> On a still-dark February morning, with the winter's heaviest snowfall on the ground, Andy Blevins scraped off his Jeep and began his daily drive to the supermarket warehouse. As he passed the home of Mike Nash, his neighbor and fellow gospel singer, he noticed that the car was still in the driveway. For Mr. Nash, a school counselor and the only college graduate in the singing group, this was a snow day.</w:t>
+        <w:br/>
+        <w:t xml:space="preserve"> Mr. Blevins later sat down with his calendar and counted to 280: the number of days he had worked last year. Two hundred and eighty days -- six days a week most of the time -- without ever really knowing what the future would hold.</w:t>
+        <w:br/>
+        <w:t xml:space="preserve"> ''I just realized I'm going to have to do something about this,'' he said, ''because it's never going to end.'' </w:t>
+        <w:br/>
+        <w:t xml:space="preserve"> In the weeks afterward, his daydreaming about college and his conversations about it with his sister Leanna turned into serious research. He requested his transcripts from Radford and from Virginia Highlands Community College and figured out that he had about a year's worth of credits. He also talked to Leanna about how he could become an elementary school teacher. He always felt that he could relate to children, he said. The job would take up 180 days, not 280. Teachers do not usually get laid off or lose their pensions or have to take a big pay cut to find new work. </w:t>
+        <w:br/>
+        <w:t xml:space="preserve"> So the decision was made. On May 31, Andy Blevins says, he will return to Virginia Highlands, taking classes at night; the Gospel Gentlemen are no longer booking performances. After a year, he plans to take classes by video and on the Web that are offered at the community college but run by Old Dominion, a Norfolk, Va., university with a big group of working-class students. </w:t>
+        <w:br/>
+        <w:t xml:space="preserve"> ''I don't like classes, but I've gotten so motivated to go back to school,'' Mr. Blevins said. ''I don't want to, but, then again, I do.''</w:t>
+        <w:br/>
+        <w:t xml:space="preserve"> He thinks he can get his bachelor's degree in three years. If he gets it at all, he will have defied the odds. </w:t>
+        <w:br/>
         <w:br/>
         <w:br/>
         <w:t>http://www.nytimes.com</w:t>
@@ -110,7 +218,15 @@
         <w:br/>
         <w:t xml:space="preserve"> </w:t>
         <w:br/>
-        <w:t>Photo: President Clinton urging prominent blacks at the White House yesterday to get out the vote for Al Gore. (Justin Lane for The New York Times)(pg. A12)</w:t>
+        <w:t>Photos: Andy Blevins worries that returning to college may take away from time with his son, Lucas. (Photo by Ting-Li Wang/The New York Times)(pg. A1)</w:t>
+        <w:br/>
+        <w:t>JOHN T. CASTEEN III, PRESIDENT OF THE UNIVERSITY OF VIRGINIA -- Mr. Casteen says his university's scarcity of needier students caught him off guard.</w:t>
+        <w:br/>
+        <w:t>FINISHING SCHOOL -- For all their efforts at diversity, the top colleges have generally overlooked the less well-off. (Photographs by TING-LI WANG/The New York Times)(pg. A14)</w:t>
+        <w:br/>
+        <w:t>ANDY BLEVINS -- Andy and Karla Blevins shopping with their son, Lucas, who was trying to whistle along with his father. Ms. Blevins is attending community college studying physical therapy</w:t>
+        <w:br/>
+        <w:t xml:space="preserve"> Mr. Blevins has been considering going back to college to finish his degree. (Photographs by TING-LI WANG/The New York Times)(pg. A15)</w:t>
       </w:r>
     </w:p>
     <w:sectPr>

--- a/example_articles/states/Virginia/2.states_Virginia_New_York_Times.docx
+++ b/example_articles/states/Virginia/2.states_Virginia_New_York_Times.docx
@@ -7,7 +7,7 @@
         <w:pStyle w:val="Heading1"/>
       </w:pPr>
       <w:r>
-        <w:t>The College Dropout Boom</w:t>
+        <w:t>Ex-Trump Aides Hunt for Untapped Voters, and Proof of Fraud</w:t>
       </w:r>
     </w:p>
     <w:p>
@@ -17,17 +17,17 @@
     </w:p>
     <w:p>
       <w:r>
-        <w:t>Date: 2005-05-24</w:t>
+        <w:t>Date: 2017-08-16</w:t>
       </w:r>
     </w:p>
     <w:p>
       <w:r>
-        <w:t>Section: Section A; Column 1; National Desk; Pg. 1</w:t>
+        <w:t>Section: US; politics</w:t>
       </w:r>
     </w:p>
     <w:p>
       <w:r>
-        <w:t>Source file: NYT/35.DOCX</w:t>
+        <w:t>Source file: NYT/17.DOCX</w:t>
       </w:r>
     </w:p>
     <w:p>
@@ -49,184 +49,53 @@
     </w:p>
     <w:p>
       <w:r>
-        <w:t>One of the biggest decisions Andy Blevins has ever made, and one of the few he now regrets, never seemed like much of a decision at all. It just felt like the natural thing to do.</w:t>
+        <w:t>WASHINGTON — With President Trump's poll numbers slipping, a group of the president's former campaign aides is beginning an effort to encourage new voters in parts of the country that supported him in the election, and to stop what they contend are illegal votes in Democratic areas.</w:t>
         <w:br/>
-        <w:t xml:space="preserve"> In the summer of 1995, he was moving boxes of soup cans, paper towels and dog food across the floor of a supermarket warehouse, one of the biggest buildings here in southwest Virginia. The heat was brutal. The job had sounded impossible when he arrived fresh off his first year of college, looking to make some summer money, still a skinny teenager with sandy blond hair and a narrow, freckled face.</w:t>
+        <w:t>The former aides are starting a group called Look Ahead America to identify "disaffected" rural and working-class Americans who either do not vote or are not on the voter rolls, in order to register and mobilize them ahead of future elections, according to a prospectus being distributed to possible donors.</w:t>
         <w:br/>
-        <w:t xml:space="preserve"> But hard work done well was something he understood, even if he was the first college boy in his family. Soon he was making bonuses on top of his $6.75 an hour, more money than either of his parents made. His girlfriend was around, and so were his hometown buddies. Andy acted more outgoing with them, more relaxed. People in Chilhowie noticed that.</w:t>
+        <w:t>Look Ahead America also seeks to discourage or invalidate "fraudulent" votes by deploying poll watchers with cameras, and through what it called a forensic voter fraud investigation to identify "votes cast in the names of the deceased, by illegal immigrants or non-citizens," according to the prospectus, which was shared with The New York Times.</w:t>
         <w:br/>
-        <w:t xml:space="preserve"> It was just about the perfect summer. So the thought crossed his mind: maybe it did not have to end. Maybe he would take a break from college and keep working. He had been getting C's and D's, and college never felt like home, anyway.</w:t>
+        <w:t>The group is the brainchild of two people who initially helped run the data team for Mr. Trump's campaign, Matt Braynard and Witold Chrabaszcz.</w:t>
         <w:br/>
-        <w:t xml:space="preserve"> ''I enjoyed working hard, getting the job done, getting a paycheck,'' Mr. Blevins recalled. ''I just knew I didn't want to quit.''</w:t>
+        <w:t>They are rolling out Look Ahead America in a series of private meetings in Washington this week with conservative leaders and activists, including those gathered Wednesday morning for a weekly meeting of influential conservatives convened by the anti-tax crusader Grover Norquist.</w:t>
         <w:br/>
-        <w:t xml:space="preserve"> So he quit college instead, and with that, Andy Blevins joined one of the largest and fastest-growing groups of young adults in America. He became a college dropout, though nongraduate may be the more precise term.</w:t>
+        <w:t>Mr. Braynard and Mr. Chrabaszcz will be joined in the organization by a former regional coordinator for the Trump campaign, Andrew Stempki, and a board of directors including about 30 former campaign field staffers and state coordinators.</w:t>
         <w:br/>
-        <w:t xml:space="preserve"> Many people like him plan to return to get their degrees, even if few actually do. Almost one in three Americans in their mid-20's now fall into this group, up from one in five in the late 1960's, when the Census Bureau began keeping such data. Most come from poor and working-class families.</w:t>
+        <w:t>The people involved are not big names in conservative politics, where operatives constantly jockey for the attention of major donors. But Mr. Braynard and Mr. Chrabaszcz said in an interview that they have had talks with people close to Mr. Trump's political operation, as well as major donors. Look Ahead America is nearing an $800,000 goal that will fully fund a pilot program in Virginia in time to register voters ahead of the state's November elections for governor and the legislature, its founders said.</w:t>
         <w:br/>
-        <w:t xml:space="preserve"> The phenomenon has been largely overlooked in the glare of positive news about the country's gains in education. Going to college has become the norm throughout most of the United States, even in many places where college was once considered an exotic destination -- places like Chilhowie (pronounced chill-HOW-ee), an Appalachian hamlet with a simple brick downtown. At elite universities, classrooms are filled with women, blacks, Jews and Latinos, groups largely excluded two generations ago. The American system of higher learning seems to have become a great equalizer.</w:t>
+        <w:t>"There are millions of these disaffected patriotic Americans who've grown cynical about institutions that dismiss their fears, ignore their concerns and ridicule their values," said Mr. Braynard. "There are easily enough that if they made their voices heard, they would be decisive in elections."</w:t>
         <w:br/>
-        <w:t xml:space="preserve"> In fact, though, colleges have come to reinforce many of the advantages of birth. On campuses that enroll poorer students, graduation rates are often low. And at institutions where nearly everyone graduates -- small colleges like Colgate, major state institutions like the University of Colorado and elite private universities like Stanford -- more students today come from the top of the nation's income ladder than they did two decades ago.</w:t>
+        <w:t>Look Ahead America plans to use what the prospectus calls "psychographic modeling" of data from voter files and commercial sources to identify unregistered adults who fit the targeted demographic. The group intends to contact these people using a combination of direct mail, phone calls and in-person visits from full-time field staffers — it intends to hire 12 people in Virginia working out of a handful of offices to start.</w:t>
         <w:br/>
-        <w:t xml:space="preserve"> Only 41 percent of low-income students entering a four-year college managed to graduate within five years, the Department of Education found in a study last year, but 66 percent of high-income students did. That gap had grown over recent years.''We need to recognize that the most serious domestic problem in the United States today is the widening gap between the children of the rich and the children of the poor,'' Lawrence H. Summers, the president of Harvard, said last year when announcing that Harvard would give full scholarships to all its lowest-income students. ''And education is the most powerful weapon we have to address that problem.'' </w:t>
+        <w:t>Mr. Braynard said the idea is to create "the Acorn of the right" — a reference to the liberal community organizing juggernaut that was largely dissolved after a 2009 scandal sparked by a conservative provocateur's sting videos.</w:t>
         <w:br/>
-        <w:t xml:space="preserve"> There is certainly much to celebrate about higher education today. Many more students from all classes are getting four-year degrees and reaping their benefits. But those broad gains mask the fact that poor and working-class students have nevertheless been falling behind; for them, not having a degree remains the norm. </w:t>
+        <w:t>Mr. Braynard and Mr. Chrabaszcz worked together starting in the late 1990s at the Republican National Committee building and deploying the party's national voter database. They reunited on the Trump campaign in 2015, at a time when Mr. Trump was widely believed to have little chance of winning the presidency. Mr. Braynard left the campaign in March 2016 amid an internal dispute, but remained supportive of Mr. Trump. Mr. Chrabaszcz remained employed by the campaign through Election Day, and did some consulting work for the campaign as recently as January.</w:t>
         <w:br/>
-        <w:t xml:space="preserve"> That loss of ground is all the more significant because a college education matters much more now than it once did. A bachelor's degree, not a year or two of courses, tends to determine a person's place in today's globalized, computerized economy. College graduates have received steady pay increases over the past two decades, while the pay of everyone else has risen little more than the rate of inflation.</w:t>
+        <w:t>Their new group is registered under a section of the tax code — 501(c)(3) — that allows it to raise unlimited funds from donors without publicly disclosing their identities, but also bars it from engaging in partisan politics. The prospectus declares that "our targeting is not based on political party affiliation or to benefit any particular candidate," though Mr. Braynard conceded that the people his group hoped to engage were not dissimilar from those who mobilized by Mr. Trump's campaign.</w:t>
         <w:br/>
-        <w:t xml:space="preserve"> As a result, despite one of the great education explosions in modern history, economic mobility -- moving from one income group to another over the course of a lifetime -- has stopped rising, researchers say. Some recent studies suggest that it has declined over the last generation. </w:t>
+        <w:t>Mr. Braynard stressed that the effort to clamp down on alleged illegal voting is secondary.</w:t>
         <w:br/>
-        <w:t xml:space="preserve"> Put another way, children seem to be following the paths of their parents more than they once did. Grades and test scores, rather than privilege, determine success today, but that success is largely being passed down from one generation to the next. A nation that believes that everyone should have a fair shake finds itself with a kind of inherited meritocracy.</w:t>
+        <w:t>But it could attract criticism from voting rights advocates. They say there's little evidence of widespread voter fraud, and contend that the real goal of conservative efforts to fight illegal voting — including the Trump administration's            investigation of alleged voter fraud — is to purge Democratic-leaning African-American and Hispanic voters from the voter rolls.</w:t>
         <w:br/>
-        <w:t xml:space="preserve"> In this system, the students at the best colleges may be diverse -- male and female and of various colors, religions and hometowns -- but they tend to share an upper-middle-class upbringing. An old joke that Harvard's idea of diversity is putting a rich kid from California in the same room as a rich kid from New York is truer today than ever; Harvard has more students from California than it did in years past and just as big a share of upper-income students.</w:t>
+        <w:t>Representatives from the White House, the Republican National Committee and Mr. Trump's re-election campaign did not respond to requests for comment on Look Ahead America.</w:t>
         <w:br/>
-        <w:t xml:space="preserve"> Students like these remain in college because they can hardly imagine doing otherwise. Their parents, understanding the importance of a bachelor's degree, spent hours reading to them, researching school districts and making it clear to them that they simply must graduate from college.</w:t>
+        <w:t>The project in some ways stems from an idea that Mr. Braynard articulated before the 2016 Republican primaries in a memo to the Trump campaign leadership, in which he urged them to focus on "enfranchising the conventionally low propensity voters that support our candidate."</w:t>
         <w:br/>
-        <w:t xml:space="preserve"> Andy Blevins says that he too knows the importance of a degree, but that he did not while growing up, and not even in his year at Radford University, 66 miles up the Interstate from Chilhowie. Ten years after trading college for the warehouse, Mr. Blevins, 29, spends his days at the same supermarket company. He has worked his way up to produce buyer, earning $35,000 a year with health benefits and a 401(k) plan. He is on a path typical for someone who attended college without getting a four-year degree. Men in their early 40's in this category made an average of $42,000 in 2000. Those with a four-year degree made $65,000. </w:t>
+        <w:t>It is unclear to what extent Mr. Trump's general election victory over Hillary Clinton relied on such voters.</w:t>
         <w:br/>
-        <w:t xml:space="preserve"> Still boyish-looking but no longer rail thin, Mr. Blevins says he has many reasons to be happy. He lives with his wife, Karla, and their year-old son, Lucas, in a small blue-and-yellow house at the end of a cul-de-sac in the middle of a stunningly picturesque Appalachian valley. He plays golf with some of the same friends who made him want to stay around Chilhowie. </w:t>
+        <w:t>But Republicans have lagged behind Democrats for years when it comes to registering new voters. That is partly because it is more efficient to make the personal contact necessary to complete registrations in liberal urban areas where people live closer together, than in more conservative exurban and rural areas.</w:t>
         <w:br/>
-        <w:t xml:space="preserve"> But he does think about what might have been, about what he could be doing if he had the degree. As it is, he always feels as if he is on thin ice. Were he to lose his job, he says, everything could slip away with it. What kind of job could a guy without a college degree get? One night, while talking to his wife about his life, he used the word ''trapped.''</w:t>
+        <w:t>Additionally, Democratic-leaning unions have invested heavily in registering and mobilizing voters, while the right has not really had an analogue. In recent years, well-funded conservative groups, including Americans for Prosperity,           which is backed by the billionaire Koch brothers, have tried and failed to register new voters in a cost-effective manner.</w:t>
         <w:br/>
-        <w:t xml:space="preserve"> ''Looking back, I wish I had gotten that degree,'' Mr. Blevins said in his soft-spoken lilt. ''Four years seemed like a thousand years then. But I wish I would have just put in my four years.''</w:t>
+        <w:t>"Voter registration is not the sexiest or the easiest activity, but it's impactful," Mr. Chrabaszcz said, "and we see a big opportunity here."</w:t>
         <w:br/>
+        <w:t>Get politics and Washington news updates via Facebook,            Twitter and            the Morning Briefing newsletter.</w:t>
         <w:br/>
-        <w:t>The Barriers</w:t>
+        <w:t>PHOTO: Supporters cheer for President Trump at a campaign-style rally in June in Cedar Rapids, Iowa. (PHOTOGRAPH BY STEPHEN CROWLEY/THE NEW YORK TIMES)</w:t>
         <w:br/>
-        <w:t xml:space="preserve"> Why so many low-income students fall from the college ranks is a question without a simple answer. Many high schools do a poor job of preparing teenagers for college. Many of the colleges where lower-income students tend to enroll have limited resources and offer a narrow range of majors, leaving some students disenchanted and unwilling to continue. </w:t>
+        <w:t>Related Articles</w:t>
         <w:br/>
-        <w:t xml:space="preserve"> Then there is the cost. Tuition bills scare some students from even applying and leave others with years of debt. To Mr. Blevins, like many other students of limited means, every week of going to classes seemed like another week of losing money -- money that might have been made at a job. </w:t>
-        <w:br/>
-        <w:t xml:space="preserve"> ''The system makes a false promise to students,'' said John T. Casteen III, the president of the University of Virginia, himself the son of a Virginia shipyard worker.</w:t>
-        <w:br/>
-        <w:t xml:space="preserve"> Colleges, Mr. Casteen said, present themselves as meritocracies in which academic ability and hard work are always rewarded. In fact, he said, many working-class students face obstacles they cannot overcome on their own. </w:t>
-        <w:br/>
-        <w:t xml:space="preserve"> For much of his 15 years as Virginia's president, Mr. Casteen has focused on raising money and expanding the university, the most prestigious in the state. In the meantime, students with backgrounds like his have become ever scarcer on campus. The university's genteel nickname, the Cavaliers, and its aristocratic sword-crossed coat of arms seem appropriate today. No flagship state university has a smaller proportion of low-income students than Virginia. Just 8 percent of undergraduates last year came from families in the bottom half of the income distribution, down from 11 percent a decade ago. </w:t>
-        <w:br/>
-        <w:t xml:space="preserve"> That change sneaked up on him, Mr. Casteen said, and he has spent a good part of the last year trying to prevent it from becoming part of his legacy. Starting with next fall's freshman class, the university will charge no tuition and require no loans for students whose parents make less than twice the poverty level, or about $37,700 a year for a family of four. The university has also increased financial aid to middle-income students. </w:t>
-        <w:br/>
-        <w:t xml:space="preserve"> To Mr. Casteen, these are steps to remove what he describes as ''artificial barriers'' to a college education placed in the way of otherwise deserving students. Doing so ''is a fundamental obligation of a free culture,'' he said. </w:t>
-        <w:br/>
-        <w:t xml:space="preserve"> But the deterrents to a degree can also be homegrown. Many low-income teenagers know few people who have made it through college. A majority of the nongraduates are young men, and some come from towns where the factory work ethic, to get working as soon as possible, remains strong, even if the factories themselves are vanishing. Whatever the reasons, college just does not feel normal.</w:t>
-        <w:br/>
-        <w:t xml:space="preserve"> ''You get there and you start to struggle,'' said Leanna Blevins, Andy's older sister, who did get a bachelor's degree and then went on to earn a Ph.D at Virginia studying the college experiences of poor students. ''And at home your parents are trying to be supportive and say, 'Well, if you're not happy, if it's not right for you, come back home. It's O.K.' And they think they're doing the right thing. But they don't know that maybe what the student needs is to hear them say, 'Stick it out just one semester. You can do it. Just stay there. Come home on the weekend, but stick it out.'''</w:t>
-        <w:br/>
-        <w:t xml:space="preserve"> Today, Ms. Blevins, petite and high-energy, is helping to start a new college a few hours' drive from Chilhowie for low-income students. Her brother said he had daydreamed about attending it and had talked to her about how he might return to college.</w:t>
-        <w:br/>
-        <w:t xml:space="preserve"> For her part, Ms. Blevins says, she has daydreamed about having a life that would seem as natural as her brother's, a life in which she would not feel like an outsider in her hometown. Once, when a high-school teacher asked students to list their goals for the next decade, Ms. Blevins wrote, ''having a college degree'' and ''not being married.''</w:t>
-        <w:br/>
-        <w:t xml:space="preserve"> ''I think my family probably thinks I'm liberal,'' Ms. Blevins, who is now married, said with a laugh, ''that I've just been educated too much and I'm gettin' above my raisin'.''</w:t>
-        <w:br/>
-        <w:t xml:space="preserve"> Her brother said that he just wanted more control over his life, not a new one. At a time when many people complain of scattered lives, Mr. Blevins can stand in one spot -- his church parking lot, next to a graveyard -- and take in much of his world. ''That's my parents' house,'' he said one day, pointing to a sliver of roof visible over a hill. ''That's my uncle's trailer. My grandfather is buried here. I'll probably be buried here.''</w:t>
-        <w:br/>
-        <w:br/>
-        <w:t>Taking Class Into Account</w:t>
-        <w:br/>
-        <w:t xml:space="preserve"> Opening up colleges to new kinds of students has generally meant one thing over the last generation: affirmative action. Intended to right the wrongs of years of exclusion, the programs have swelled the number of women, blacks and Latinos on campuses. But affirmative action was never supposed to address broad economic inequities, just the ones that stem from specific kinds of discrimination.</w:t>
-        <w:br/>
-        <w:t xml:space="preserve"> That is now beginning to change. Like Virginia, a handful of other colleges are not only increasing financial aid but also promising to give weight to economic class in granting admissions. They say they want to make an effort to admit more low-income students, just as they now do for minorities and children of alumni. </w:t>
-        <w:br/>
-        <w:t xml:space="preserve"> ''The great colleges and universities were designed to provide for mobility, to seek out talent,'' said Anthony W. Marx, president of Amherst College. ''If we are blind to the educational disadvantages associated with need, we will simply replicate these disadvantages while appearing to make decisions based on merit.''</w:t>
-        <w:br/>
-        <w:t xml:space="preserve"> With several populous states having already banned race-based preferences and the United States Supreme Court suggesting that it may outlaw such programs in a couple of decades, the future of affirmative action may well revolve around economics. Polls consistently show that programs based on class backgrounds have wider support than those based on race.</w:t>
-        <w:br/>
-        <w:t xml:space="preserve"> The explosion in the number of nongraduates has also begun to get the attention of policy makers. This year, New York became one of a small group of states to tie college financing more closely to graduation rates, rewarding colleges more for moving students along than for simply admitting them. Nowhere is the stratification of education more vivid than here in Virginia, where Thomas Jefferson once tried, and failed, to set up the nation's first public high schools. At a modest high school in the Tidewater city of Portsmouth, not far from Mr. Casteen's boyhood home, a guidance office wall filled with college pennants does not include one from rarefied Virginia. The colleges whose pennants are up -- Old Dominion University and others that seem in the realm of the possible -- have far lower graduation rates.</w:t>
-        <w:br/>
-        <w:t xml:space="preserve"> Across the country, the upper middle class so dominates elite universities that high-income students, on average, actually get slightly more financial aid from colleges than low-income students do. These elite colleges are so expensive that even many high-income students receive large grants. In the early 1990's, by contrast, poorer students got 50 percent more aid on average than the wealthier ones, according to the College Board, the organization that runs the SAT entrance exams. </w:t>
-        <w:br/>
-        <w:t xml:space="preserve"> At the other end of the spectrum are community colleges, the two-year institutions that are intended to be feeders for four-year colleges. In nearly every one are tales of academic success against tremendous odds: a battered wife or a combat veteran or a laid-off worker on the way to a better life. But over all, community colleges tend to be places where dreams are put on hold.</w:t>
-        <w:br/>
-        <w:t xml:space="preserve"> Most people who enroll say they plan to get a four-year degree eventually; few actually do. Full-time jobs, commutes and children or parents who need care often get in the way. One recent national survey found that about 75 percent of students enrolling in community colleges said they hoped to transfer to a four-year institution. But only 17 percent of those who had entered in the mid-1990's made the switch within five years, according to a separate study. The rest were out working or still studying toward the two-year degree. </w:t>
-        <w:br/>
-        <w:t xml:space="preserve"> ''We here in Virginia do a good job of getting them in,'' said Glenn Dubois, chancellor of the Virginia Community College System and himself a community college graduate. ''We have to get better in getting them out.''</w:t>
-        <w:br/>
-        <w:br/>
-        <w:t>'I Wear a Tie Every Day'</w:t>
-        <w:br/>
-        <w:t xml:space="preserve"> College degree or not, Mr. Blevins has the kind of life that many Americans say they aspire to. He fills it with family, friends, church and a five-handicap golf game. He does not sit in traffic commuting to an office park. He does not talk wistfully of a relocated brother or best friend he sees only twice a year. He does not worry about who will care for his son while he works and his wife attends community college to become a physical therapist. His grandparents down the street watch Lucas, just as they took care of Andy and his two sisters when they were children. When Mr. Blevins comes home from work, it is his turn to play with Lucas, tossing him into the air and rolling around on the floor with him and a stuffed elephant. </w:t>
-        <w:br/>
-        <w:t xml:space="preserve"> Mr. Blevins also sings in a quartet called the Gospel Gentlemen. One member is his brother-in-law; another lives on Mr. Blevins's street. In the long white van the group owns, they wend their way along mountain roads on their way to singing dates at local church functions, sometimes harmonizing, sometimes ribbing one another or talking about where to buy golf equipment.</w:t>
-        <w:br/>
-        <w:t xml:space="preserve"> Inside the churches, the other singers often talk to the audience between songs, about God or a grandmother or what a song means to them. Mr. Blevins rarely does, but his shyness fades once he is back in the van with his friends.</w:t>
-        <w:br/>
-        <w:t xml:space="preserve"> At the warehouse, he is usually the first to arrive, around 6:30 in the morning. The grandson of a coal miner, he takes pride, he says, in having moved up to become a supermarket buyer. He decides which bananas, grapes, onions and potatoes the company will sell and makes sure that there are always enough. Most people with his job have graduated from college.</w:t>
-        <w:br/>
-        <w:t xml:space="preserve"> ''I'm pretty fortunate to not have a degree but have a job where I wear a tie every day,'' he said. </w:t>
-        <w:br/>
-        <w:t xml:space="preserve"> He worries about how long it will last, though, mindful of what happened to his father, Dwight, a decade ago. A high school graduate, Dwight Blevins was laid off from his own warehouse job and ended up with another one that paid less and offered a smaller pension.</w:t>
-        <w:br/>
-        <w:t xml:space="preserve"> ''A lot of places, they're not looking that you're trained in something,'' Andy Blevins said one evening, sitting on his back porch. ''They just want you to have a degree.''</w:t>
-        <w:br/>
-        <w:t xml:space="preserve"> Figuring out how to get one is the core quandary facing the nation's college nongraduates. Many seem to want one. In a New York Times poll, 43 percent of them called it essential to success, while 42 percent of college graduates and 32 percent of high-school dropouts did. This in itself is a change from the days when ''college boy'' was an insult in many working-class neighborhoods. But once students take a break -- the phrase that many use instead of drop out -- the ideal can quickly give way to reality. Family and work can make a return to school seem even harder than finishing it in the first place.</w:t>
-        <w:br/>
-        <w:t xml:space="preserve"> After dropping out of Radford, Andy Blevins enrolled part-time in a community college, trying to juggle work and studies. He lasted a year. From time to time in the decade since, he has thought about giving it another try. But then he has wondered if that would be crazy. He works every third Saturday, and his phone rings on Sundays when there is a problem with the supply of potatoes or apples. ''It never ends,'' he said. ''There's a never a lull.''</w:t>
-        <w:br/>
-        <w:t xml:space="preserve"> To spend more time with Lucas, Mr. Blevins has already cut back on his singing. If he took night classes, he said, when would he ever see his little boy? Anyway, he said, it would take years to get a degree part-time. To him, it is a tug of war between living in the present and sacrificing for the future.</w:t>
-        <w:br/>
-        <w:br/>
-        <w:t>Few Breaks for the Needy</w:t>
-        <w:br/>
-        <w:t xml:space="preserve"> The college admissions system often seems ruthlessly meritocratic. Yes, children of alumni still have an advantage. But many other pillars of the old system -- the polite rejections of women or blacks, the spots reserved for graduates of Choate and Exeter -- have crumbled.</w:t>
-        <w:br/>
-        <w:t xml:space="preserve"> This was the meritocracy Mr. Casteen described when he greeted the parents of freshman in a University of Virginia lecture hall late last summer. Hailing from all 50 states and 52 foreign countries, the students were more intelligent and better prepared than he and his classmates had been, he told the parents in his quiet, deep voice. The class included 17 students with a perfect SAT score.</w:t>
-        <w:br/>
-        <w:t xml:space="preserve"> If anything, children of privilege think that the system has moved so far from its old-boy history that they are now at a disadvantage when they apply, because colleges are trying to diversify their student rolls. To get into a good college, the sons and daughters of the upper middle class often talk of needing a higher SAT score than, say, an applicant who grew up on a farm, in a ghetto or in a factory town. Some state legislators from Northern Virginia's affluent suburbs have argued that this is a form of geographic discrimination and have quixotically proposed bills to outlaw it. </w:t>
-        <w:br/>
-        <w:t xml:space="preserve"> But the conventional wisdom is not quite right. The elite colleges have not been giving much of a break to the low-income students who apply. When William G. Bowen, a former president of Princeton, looked at admissions records recently, he found that if test scores were equal a low-income student had no better chance than a high-income one of getting into a group of 19 colleges, including Harvard, Yale, Princeton, Williams and Virginia. Athletes, legacy applicants and minority students all got in with lower scores on average. Poorer students did not. </w:t>
-        <w:br/>
-        <w:t xml:space="preserve"> The findings befuddled many administrators, who insist that admissions officers have tried to give poorer applicants a leg up. To emphasize the point, Virginia announced this spring that it was changing its admissions policy from ''need blind'' -- a term long used to assure applicants that they would not be punished for seeking financial aid -- to ''need conscious.'' Administrators at Amherst and Harvard have also recently said that they would redouble their efforts to take into account the obstacles students have overcome. </w:t>
-        <w:br/>
-        <w:t xml:space="preserve"> ''The same score reflects more ability when you come from a less fortunate background,'' Mr. Summers, the president of Harvard, said. ''You haven't had a chance to take the test-prep course. You went to a school that didn't do as good a job coaching you for the test. You came from a home without the same opportunities for learning.''</w:t>
-        <w:br/>
-        <w:t xml:space="preserve"> But it is probably not a coincidence that elite colleges have not yet turned this sentiment into action. Admitting large numbers of low-income students could bring clear complications. Too many in a freshman class would probably lower the college's average SAT score, thereby damaging its ranking by U.S. News &amp; World Report, a leading arbiter of academic prestige. Some colleges, like Emory University in Atlanta, have climbed fast in the rankings over precisely the same period in which their percentage of low-income students has tumbled. The math is simple: when a college goes looking for applicants with high SAT scores, it is far more likely to find them among well-off teenagers. </w:t>
-        <w:br/>
-        <w:t xml:space="preserve"> More spots for low-income applicants might also mean fewer for the children of alumni, who make up the fund-raising base for universities. More generous financial aid policies will probably lead to higher tuition for those students who can afford the list price. Higher tuition, lower ranking, tougher admission requirements: they do not make for an easy marketing pitch to alumni clubs around the country. But Mr. Casteen and his colleagues are going ahead, saying the pendulum has swung too far in one direction.</w:t>
-        <w:br/>
-        <w:t xml:space="preserve"> That was the mission of John Blackburn, Virginia's easy-going admissions dean, when he rented a car and took to the road recently. Mr. Blackburn thought of the trip as a reprise of the drives Mr. Casteen took 25 years earlier, when he was the admissions dean, traveling to churches and community centers to persuade black parents that the university was finally interested in their children.</w:t>
-        <w:br/>
-        <w:t xml:space="preserve"> One Monday night, Mr. Blackburn came to Big Stone Gap, in a mostly poor corner of the state not far from Andy Blevins's town. A community college there was holding a college fair, and Mr. Blackburn set up a table in a hallway, draping it with the University of Virginia's blue and orange flag.</w:t>
-        <w:br/>
-        <w:t xml:space="preserve"> As students came by, Mr. Blackburn would explain Virginia's new admissions and financial aid policies. But he soon realized that the Virginia name might have been scaring off the very people his pitch was intended for. Most of the students who did approach the table showed little interest in the financial aid and expressed little need for it. One man walked up to Mr. Blackburn and introduced his son as an aspiring doctor. The father was an ophthalmologist. Other doctors came by, too. So did some lawyers.</w:t>
-        <w:br/>
-        <w:t xml:space="preserve"> ''You can't just raise the UVa flag,'' Mr. Blackburn said, packing up his materials at the end of the night, ''and expect a lot of low-income kids to come out.''</w:t>
-        <w:br/>
-        <w:t xml:space="preserve"> When the applications started arriving in his office this spring, there seemed to be no increase in those from low-income students. So Mr. Blackburn extended the deadline two weeks for everybody, and his colleagues also helped some applicants with the maze of financial aid forms. Of 3,100 incoming freshmen, it now seems that about 180 will qualify for the new financial aid program, up from 130 who would have done so last year. It is not a huge number, but Virginia administrators call it a start.</w:t>
-        <w:br/>
-        <w:br/>
-        <w:t>A Big Decision</w:t>
-        <w:br/>
-        <w:t xml:space="preserve"> On a still-dark February morning, with the winter's heaviest snowfall on the ground, Andy Blevins scraped off his Jeep and began his daily drive to the supermarket warehouse. As he passed the home of Mike Nash, his neighbor and fellow gospel singer, he noticed that the car was still in the driveway. For Mr. Nash, a school counselor and the only college graduate in the singing group, this was a snow day.</w:t>
-        <w:br/>
-        <w:t xml:space="preserve"> Mr. Blevins later sat down with his calendar and counted to 280: the number of days he had worked last year. Two hundred and eighty days -- six days a week most of the time -- without ever really knowing what the future would hold.</w:t>
-        <w:br/>
-        <w:t xml:space="preserve"> ''I just realized I'm going to have to do something about this,'' he said, ''because it's never going to end.'' </w:t>
-        <w:br/>
-        <w:t xml:space="preserve"> In the weeks afterward, his daydreaming about college and his conversations about it with his sister Leanna turned into serious research. He requested his transcripts from Radford and from Virginia Highlands Community College and figured out that he had about a year's worth of credits. He also talked to Leanna about how he could become an elementary school teacher. He always felt that he could relate to children, he said. The job would take up 180 days, not 280. Teachers do not usually get laid off or lose their pensions or have to take a big pay cut to find new work. </w:t>
-        <w:br/>
-        <w:t xml:space="preserve"> So the decision was made. On May 31, Andy Blevins says, he will return to Virginia Highlands, taking classes at night; the Gospel Gentlemen are no longer booking performances. After a year, he plans to take classes by video and on the Web that are offered at the community college but run by Old Dominion, a Norfolk, Va., university with a big group of working-class students. </w:t>
-        <w:br/>
-        <w:t xml:space="preserve"> ''I don't like classes, but I've gotten so motivated to go back to school,'' Mr. Blevins said. ''I don't want to, but, then again, I do.''</w:t>
-        <w:br/>
-        <w:t xml:space="preserve"> He thinks he can get his bachelor's degree in three years. If he gets it at all, he will have defied the odds. </w:t>
-        <w:br/>
-        <w:br/>
-        <w:br/>
-        <w:t>http://www.nytimes.com</w:t>
-        <w:br/>
-        <w:br/>
-        <w:t>Graphic</w:t>
-        <w:br/>
-        <w:br/>
-        <w:t xml:space="preserve"> </w:t>
-        <w:br/>
-        <w:t>Photos: Andy Blevins worries that returning to college may take away from time with his son, Lucas. (Photo by Ting-Li Wang/The New York Times)(pg. A1)</w:t>
-        <w:br/>
-        <w:t>JOHN T. CASTEEN III, PRESIDENT OF THE UNIVERSITY OF VIRGINIA -- Mr. Casteen says his university's scarcity of needier students caught him off guard.</w:t>
-        <w:br/>
-        <w:t>FINISHING SCHOOL -- For all their efforts at diversity, the top colleges have generally overlooked the less well-off. (Photographs by TING-LI WANG/The New York Times)(pg. A14)</w:t>
-        <w:br/>
-        <w:t>ANDY BLEVINS -- Andy and Karla Blevins shopping with their son, Lucas, who was trying to whistle along with his father. Ms. Blevins is attending community college studying physical therapy</w:t>
-        <w:br/>
-        <w:t xml:space="preserve"> Mr. Blevins has been considering going back to college to finish his degree. (Photographs by TING-LI WANG/The New York Times)(pg. A15)</w:t>
+        <w:t>How Charges of Voter Fraud Became a Political Strategy</w:t>
       </w:r>
     </w:p>
     <w:sectPr>
